--- a/rapports/2026-08-03/Rapport_Hebdomadaire_1_2026-08-03.docx
+++ b/rapports/2026-08-03/Rapport_Hebdomadaire_1_2026-08-03.docx
@@ -450,7 +450,7 @@
           <w:sz w:val="22"/>
           <w:szCs w:val="22"/>
         </w:rPr>
-        <w:t xml:space="preserve">Synthèse de l'achèvement des activités (Statistiques au 04/08) :</w:t>
+        <w:t xml:space="preserve">Synthèse de l'achèvement des activités (Statistiques au 03/08) :</w:t>
       </w:r>
     </w:p>
     <w:p>
